--- a/TS-Padam/TS-6.6/TS 6.6 Malayalam Pada Paatam Corrections.docx
+++ b/TS-Padam/TS-6.6/TS 6.6 Malayalam Pada Paatam Corrections.docx
@@ -1,6 +1,6 @@
 
 <file path=word/document.xml><?xml version="1.0" encoding="utf-8"?>
-<w:document xmlns:wpc="http://schemas.microsoft.com/office/word/2010/wordprocessingCanvas" xmlns:cx="http://schemas.microsoft.com/office/drawing/2014/chartex" xmlns:cx1="http://schemas.microsoft.com/office/drawing/2015/9/8/chartex" xmlns:cx2="http://schemas.microsoft.com/office/drawing/2015/10/21/chartex" xmlns:cx3="http://schemas.microsoft.com/office/drawing/2016/5/9/chartex" xmlns:cx4="http://schemas.microsoft.com/office/drawing/2016/5/10/chartex" xmlns:cx5="http://schemas.microsoft.com/office/drawing/2016/5/11/chartex" xmlns:cx6="http://schemas.microsoft.com/office/drawing/2016/5/12/chartex" xmlns:cx7="http://schemas.microsoft.com/office/drawing/2016/5/13/chartex" xmlns:cx8="http://schemas.microsoft.com/office/drawing/2016/5/14/chartex" xmlns:mc="http://schemas.openxmlformats.org/markup-compatibility/2006" xmlns:aink="http://schemas.microsoft.com/office/drawing/2016/ink" xmlns:am3d="http://schemas.microsoft.com/office/drawing/2017/model3d" xmlns:o="urn:schemas-microsoft-com:office:office" xmlns:oel="http://schemas.microsoft.com/office/2019/extlst" xmlns:r="http://schemas.openxmlformats.org/officeDocument/2006/relationships" xmlns:m="http://schemas.openxmlformats.org/officeDocument/2006/math" xmlns:v="urn:schemas-microsoft-com:vml" xmlns:wp14="http://schemas.microsoft.com/office/word/2010/wordprocessingDrawing" xmlns:wp="http://schemas.openxmlformats.org/drawingml/2006/wordprocessingDrawing" xmlns:w10="urn:schemas-microsoft-com:office:word" xmlns:w="http://schemas.openxmlformats.org/wordprocessingml/2006/main" xmlns:w14="http://schemas.microsoft.com/office/word/2010/wordml" xmlns:w15="http://schemas.microsoft.com/office/word/2012/wordml" xmlns:w16cex="http://schemas.microsoft.com/office/word/2018/wordml/cex" xmlns:w16cid="http://schemas.microsoft.com/office/word/2016/wordml/cid" xmlns:w16="http://schemas.microsoft.com/office/word/2018/wordml" xmlns:w16sdtdh="http://schemas.microsoft.com/office/word/2020/wordml/sdtdatahash" xmlns:w16se="http://schemas.microsoft.com/office/word/2015/wordml/symex" xmlns:wpg="http://schemas.microsoft.com/office/word/2010/wordprocessingGroup" xmlns:wpi="http://schemas.microsoft.com/office/word/2010/wordprocessingInk" xmlns:wne="http://schemas.microsoft.com/office/word/2006/wordml" xmlns:wps="http://schemas.microsoft.com/office/word/2010/wordprocessingShape" mc:Ignorable="w14 w15 w16se w16cid w16 w16cex w16sdtdh wp14">
+<w:document xmlns:wpc="http://schemas.microsoft.com/office/word/2010/wordprocessingCanvas" xmlns:cx="http://schemas.microsoft.com/office/drawing/2014/chartex" xmlns:cx1="http://schemas.microsoft.com/office/drawing/2015/9/8/chartex" xmlns:cx2="http://schemas.microsoft.com/office/drawing/2015/10/21/chartex" xmlns:cx3="http://schemas.microsoft.com/office/drawing/2016/5/9/chartex" xmlns:cx4="http://schemas.microsoft.com/office/drawing/2016/5/10/chartex" xmlns:cx5="http://schemas.microsoft.com/office/drawing/2016/5/11/chartex" xmlns:cx6="http://schemas.microsoft.com/office/drawing/2016/5/12/chartex" xmlns:cx7="http://schemas.microsoft.com/office/drawing/2016/5/13/chartex" xmlns:cx8="http://schemas.microsoft.com/office/drawing/2016/5/14/chartex" xmlns:mc="http://schemas.openxmlformats.org/markup-compatibility/2006" xmlns:aink="http://schemas.microsoft.com/office/drawing/2016/ink" xmlns:am3d="http://schemas.microsoft.com/office/drawing/2017/model3d" xmlns:o="urn:schemas-microsoft-com:office:office" xmlns:oel="http://schemas.microsoft.com/office/2019/extlst" xmlns:r="http://schemas.openxmlformats.org/officeDocument/2006/relationships" xmlns:m="http://schemas.openxmlformats.org/officeDocument/2006/math" xmlns:v="urn:schemas-microsoft-com:vml" xmlns:wp14="http://schemas.microsoft.com/office/word/2010/wordprocessingDrawing" xmlns:wp="http://schemas.openxmlformats.org/drawingml/2006/wordprocessingDrawing" xmlns:w10="urn:schemas-microsoft-com:office:word" xmlns:w="http://schemas.openxmlformats.org/wordprocessingml/2006/main" xmlns:w14="http://schemas.microsoft.com/office/word/2010/wordml" xmlns:w15="http://schemas.microsoft.com/office/word/2012/wordml" xmlns:w16cex="http://schemas.microsoft.com/office/word/2018/wordml/cex" xmlns:w16cid="http://schemas.microsoft.com/office/word/2016/wordml/cid" xmlns:w16="http://schemas.microsoft.com/office/word/2018/wordml" xmlns:w16du="http://schemas.microsoft.com/office/word/2023/wordml/word16du" xmlns:w16sdtdh="http://schemas.microsoft.com/office/word/2020/wordml/sdtdatahash" xmlns:w16sdtfl="http://schemas.microsoft.com/office/word/2024/wordml/sdtformatlock" xmlns:w16se="http://schemas.microsoft.com/office/word/2015/wordml/symex" xmlns:wpg="http://schemas.microsoft.com/office/word/2010/wordprocessingGroup" xmlns:wpi="http://schemas.microsoft.com/office/word/2010/wordprocessingInk" xmlns:wne="http://schemas.microsoft.com/office/word/2006/wordml" xmlns:wps="http://schemas.microsoft.com/office/word/2010/wordprocessingShape" mc:Ignorable="w14 w15 w16se w16cid w16 w16cex w16sdtdh w16sdtfl w16du wp14">
   <w:body>
     <w:p>
       <w:pPr>
@@ -101,9 +101,8 @@
           <w:szCs w:val="32"/>
           <w:u w:val="single"/>
         </w:rPr>
-        <w:t xml:space="preserve">Observed </w:t>
+        <w:t xml:space="preserve">Observed till </w:t>
       </w:r>
-      <w:proofErr w:type="gramStart"/>
       <w:r>
         <w:rPr>
           <w:b/>
@@ -112,20 +111,8 @@
           <w:szCs w:val="32"/>
           <w:u w:val="single"/>
         </w:rPr>
-        <w:t xml:space="preserve">till </w:t>
+        <w:t>30th April 2026</w:t>
       </w:r>
-      <w:r>
-        <w:rPr>
-          <w:b/>
-          <w:bCs/>
-          <w:sz w:val="32"/>
-          <w:szCs w:val="32"/>
-          <w:highlight w:val="red"/>
-          <w:u w:val="single"/>
-        </w:rPr>
-        <w:t>????</w:t>
-      </w:r>
-      <w:proofErr w:type="gramEnd"/>
     </w:p>
     <w:p>
       <w:pPr>
@@ -640,17 +627,7 @@
                 <w:sz w:val="28"/>
                 <w:szCs w:val="28"/>
               </w:rPr>
-              <w:t>2</w:t>
-            </w:r>
-            <w:r>
-              <w:rPr>
-                <w:rFonts w:cs="Arial"/>
-                <w:b/>
-                <w:bCs/>
-                <w:sz w:val="28"/>
-                <w:szCs w:val="28"/>
-              </w:rPr>
-              <w:t>4</w:t>
+              <w:t>24</w:t>
             </w:r>
           </w:p>
           <w:p>
@@ -686,17 +663,7 @@
                 <w:sz w:val="28"/>
                 <w:szCs w:val="28"/>
               </w:rPr>
-              <w:t>2</w:t>
-            </w:r>
-            <w:r>
-              <w:rPr>
-                <w:rFonts w:cs="Arial"/>
-                <w:b/>
-                <w:bCs/>
-                <w:sz w:val="28"/>
-                <w:szCs w:val="28"/>
-              </w:rPr>
-              <w:t>9</w:t>
+              <w:t>29</w:t>
             </w:r>
           </w:p>
         </w:tc>
@@ -917,8 +884,8 @@
           </w:p>
         </w:tc>
       </w:tr>
-      <w:bookmarkEnd w:id="0"/>
     </w:tbl>
+    <w:bookmarkEnd w:id="0"/>
     <w:p>
       <w:pPr>
         <w:jc w:val="center"/>
@@ -930,10 +897,7 @@
           <w:u w:val="single"/>
         </w:rPr>
       </w:pPr>
-    </w:p>
-    <w:p>
-      <w:pPr>
-        <w:jc w:val="center"/>
+      <w:r>
         <w:rPr>
           <w:b/>
           <w:bCs/>
@@ -941,7 +905,8 @@
           <w:szCs w:val="32"/>
           <w:u w:val="single"/>
         </w:rPr>
-      </w:pPr>
+        <w:t>==============</w:t>
+      </w:r>
     </w:p>
     <w:p>
       <w:pPr>
@@ -4257,40 +4222,6 @@
           <w:u w:val="single"/>
         </w:rPr>
         <w:lastRenderedPageBreak/>
-        <w:t>==================</w:t>
-      </w:r>
-    </w:p>
-    <w:p>
-      <w:pPr>
-        <w:jc w:val="center"/>
-        <w:rPr>
-          <w:b/>
-          <w:bCs/>
-          <w:sz w:val="32"/>
-          <w:szCs w:val="32"/>
-          <w:u w:val="single"/>
-        </w:rPr>
-      </w:pPr>
-    </w:p>
-    <w:p>
-      <w:pPr>
-        <w:jc w:val="center"/>
-        <w:rPr>
-          <w:b/>
-          <w:bCs/>
-          <w:sz w:val="32"/>
-          <w:szCs w:val="32"/>
-          <w:u w:val="single"/>
-        </w:rPr>
-      </w:pPr>
-      <w:r>
-        <w:rPr>
-          <w:b/>
-          <w:bCs/>
-          <w:sz w:val="32"/>
-          <w:szCs w:val="32"/>
-          <w:u w:val="single"/>
-        </w:rPr>
         <w:t xml:space="preserve">TS Pada Paatam </w:t>
       </w:r>
       <w:r>
@@ -5486,18 +5417,6 @@
           <w:u w:val="single"/>
         </w:rPr>
       </w:pPr>
-    </w:p>
-    <w:p>
-      <w:pPr>
-        <w:jc w:val="center"/>
-        <w:rPr>
-          <w:b/>
-          <w:bCs/>
-          <w:sz w:val="32"/>
-          <w:szCs w:val="32"/>
-          <w:u w:val="single"/>
-        </w:rPr>
-      </w:pPr>
       <w:r>
         <w:rPr>
           <w:b/>
@@ -5765,7 +5684,6 @@
                 <w:szCs w:val="28"/>
                 <w:lang w:bidi="ta-IN"/>
               </w:rPr>
-              <w:lastRenderedPageBreak/>
               <w:t>6.6.3.4 – Padam</w:t>
             </w:r>
           </w:p>
@@ -6121,6 +6039,7 @@
                 <w:szCs w:val="28"/>
                 <w:lang w:bidi="ta-IN"/>
               </w:rPr>
+              <w:lastRenderedPageBreak/>
               <w:t>6.6.6.2 – Vaakyam</w:t>
             </w:r>
           </w:p>
@@ -7623,7 +7542,6 @@
                 <w:szCs w:val="28"/>
                 <w:lang w:bidi="ta-IN"/>
               </w:rPr>
-              <w:lastRenderedPageBreak/>
               <w:t>6.6.10.1 – Vaakyam</w:t>
             </w:r>
           </w:p>
@@ -7929,6 +7847,7 @@
                 <w:szCs w:val="28"/>
                 <w:lang w:bidi="ta-IN"/>
               </w:rPr>
+              <w:lastRenderedPageBreak/>
               <w:t>6.6.11.3 – Vaakyam</w:t>
             </w:r>
           </w:p>
@@ -8818,6 +8737,90 @@
           <w:u w:val="single"/>
         </w:rPr>
       </w:pPr>
+    </w:p>
+    <w:p>
+      <w:pPr>
+        <w:jc w:val="center"/>
+        <w:rPr>
+          <w:b/>
+          <w:bCs/>
+          <w:sz w:val="32"/>
+          <w:szCs w:val="32"/>
+          <w:u w:val="single"/>
+        </w:rPr>
+      </w:pPr>
+    </w:p>
+    <w:p>
+      <w:pPr>
+        <w:jc w:val="center"/>
+        <w:rPr>
+          <w:b/>
+          <w:bCs/>
+          <w:sz w:val="32"/>
+          <w:szCs w:val="32"/>
+          <w:u w:val="single"/>
+        </w:rPr>
+      </w:pPr>
+    </w:p>
+    <w:p>
+      <w:pPr>
+        <w:jc w:val="center"/>
+        <w:rPr>
+          <w:b/>
+          <w:bCs/>
+          <w:sz w:val="32"/>
+          <w:szCs w:val="32"/>
+          <w:u w:val="single"/>
+        </w:rPr>
+      </w:pPr>
+    </w:p>
+    <w:p>
+      <w:pPr>
+        <w:jc w:val="center"/>
+        <w:rPr>
+          <w:b/>
+          <w:bCs/>
+          <w:sz w:val="32"/>
+          <w:szCs w:val="32"/>
+          <w:u w:val="single"/>
+        </w:rPr>
+      </w:pPr>
+    </w:p>
+    <w:p>
+      <w:pPr>
+        <w:jc w:val="center"/>
+        <w:rPr>
+          <w:b/>
+          <w:bCs/>
+          <w:sz w:val="32"/>
+          <w:szCs w:val="32"/>
+          <w:u w:val="single"/>
+        </w:rPr>
+      </w:pPr>
+    </w:p>
+    <w:p>
+      <w:pPr>
+        <w:jc w:val="center"/>
+        <w:rPr>
+          <w:b/>
+          <w:bCs/>
+          <w:sz w:val="32"/>
+          <w:szCs w:val="32"/>
+          <w:u w:val="single"/>
+        </w:rPr>
+      </w:pPr>
+    </w:p>
+    <w:p>
+      <w:pPr>
+        <w:jc w:val="center"/>
+        <w:rPr>
+          <w:b/>
+          <w:bCs/>
+          <w:sz w:val="32"/>
+          <w:szCs w:val="32"/>
+          <w:u w:val="single"/>
+        </w:rPr>
+      </w:pPr>
       <w:r>
         <w:rPr>
           <w:b/>
@@ -8826,6 +8829,7 @@
           <w:szCs w:val="32"/>
           <w:u w:val="single"/>
         </w:rPr>
+        <w:lastRenderedPageBreak/>
         <w:t>TS Pada Paatam – TS 6.6</w:t>
       </w:r>
       <w:r>
@@ -9104,7 +9108,6 @@
                 <w:sz w:val="28"/>
                 <w:szCs w:val="28"/>
               </w:rPr>
-              <w:lastRenderedPageBreak/>
               <w:t>6.6.5.1</w:t>
             </w:r>
             <w:r>
@@ -9662,7 +9665,7 @@
 </file>
 
 <file path=word/endnotes.xml><?xml version="1.0" encoding="utf-8"?>
-<w:endnotes xmlns:wpc="http://schemas.microsoft.com/office/word/2010/wordprocessingCanvas" xmlns:cx="http://schemas.microsoft.com/office/drawing/2014/chartex" xmlns:cx1="http://schemas.microsoft.com/office/drawing/2015/9/8/chartex" xmlns:cx2="http://schemas.microsoft.com/office/drawing/2015/10/21/chartex" xmlns:cx3="http://schemas.microsoft.com/office/drawing/2016/5/9/chartex" xmlns:cx4="http://schemas.microsoft.com/office/drawing/2016/5/10/chartex" xmlns:cx5="http://schemas.microsoft.com/office/drawing/2016/5/11/chartex" xmlns:cx6="http://schemas.microsoft.com/office/drawing/2016/5/12/chartex" xmlns:cx7="http://schemas.microsoft.com/office/drawing/2016/5/13/chartex" xmlns:cx8="http://schemas.microsoft.com/office/drawing/2016/5/14/chartex" xmlns:mc="http://schemas.openxmlformats.org/markup-compatibility/2006" xmlns:aink="http://schemas.microsoft.com/office/drawing/2016/ink" xmlns:am3d="http://schemas.microsoft.com/office/drawing/2017/model3d" xmlns:o="urn:schemas-microsoft-com:office:office" xmlns:oel="http://schemas.microsoft.com/office/2019/extlst" xmlns:r="http://schemas.openxmlformats.org/officeDocument/2006/relationships" xmlns:m="http://schemas.openxmlformats.org/officeDocument/2006/math" xmlns:v="urn:schemas-microsoft-com:vml" xmlns:wp14="http://schemas.microsoft.com/office/word/2010/wordprocessingDrawing" xmlns:wp="http://schemas.openxmlformats.org/drawingml/2006/wordprocessingDrawing" xmlns:w10="urn:schemas-microsoft-com:office:word" xmlns:w="http://schemas.openxmlformats.org/wordprocessingml/2006/main" xmlns:w14="http://schemas.microsoft.com/office/word/2010/wordml" xmlns:w15="http://schemas.microsoft.com/office/word/2012/wordml" xmlns:w16cex="http://schemas.microsoft.com/office/word/2018/wordml/cex" xmlns:w16cid="http://schemas.microsoft.com/office/word/2016/wordml/cid" xmlns:w16="http://schemas.microsoft.com/office/word/2018/wordml" xmlns:w16sdtdh="http://schemas.microsoft.com/office/word/2020/wordml/sdtdatahash" xmlns:w16se="http://schemas.microsoft.com/office/word/2015/wordml/symex" xmlns:wpg="http://schemas.microsoft.com/office/word/2010/wordprocessingGroup" xmlns:wpi="http://schemas.microsoft.com/office/word/2010/wordprocessingInk" xmlns:wne="http://schemas.microsoft.com/office/word/2006/wordml" xmlns:wps="http://schemas.microsoft.com/office/word/2010/wordprocessingShape" mc:Ignorable="w14 w15 w16se w16cid w16 w16cex w16sdtdh wp14">
+<w:endnotes xmlns:wpc="http://schemas.microsoft.com/office/word/2010/wordprocessingCanvas" xmlns:cx="http://schemas.microsoft.com/office/drawing/2014/chartex" xmlns:cx1="http://schemas.microsoft.com/office/drawing/2015/9/8/chartex" xmlns:cx2="http://schemas.microsoft.com/office/drawing/2015/10/21/chartex" xmlns:cx3="http://schemas.microsoft.com/office/drawing/2016/5/9/chartex" xmlns:cx4="http://schemas.microsoft.com/office/drawing/2016/5/10/chartex" xmlns:cx5="http://schemas.microsoft.com/office/drawing/2016/5/11/chartex" xmlns:cx6="http://schemas.microsoft.com/office/drawing/2016/5/12/chartex" xmlns:cx7="http://schemas.microsoft.com/office/drawing/2016/5/13/chartex" xmlns:cx8="http://schemas.microsoft.com/office/drawing/2016/5/14/chartex" xmlns:mc="http://schemas.openxmlformats.org/markup-compatibility/2006" xmlns:aink="http://schemas.microsoft.com/office/drawing/2016/ink" xmlns:am3d="http://schemas.microsoft.com/office/drawing/2017/model3d" xmlns:o="urn:schemas-microsoft-com:office:office" xmlns:oel="http://schemas.microsoft.com/office/2019/extlst" xmlns:r="http://schemas.openxmlformats.org/officeDocument/2006/relationships" xmlns:m="http://schemas.openxmlformats.org/officeDocument/2006/math" xmlns:v="urn:schemas-microsoft-com:vml" xmlns:wp14="http://schemas.microsoft.com/office/word/2010/wordprocessingDrawing" xmlns:wp="http://schemas.openxmlformats.org/drawingml/2006/wordprocessingDrawing" xmlns:w10="urn:schemas-microsoft-com:office:word" xmlns:w="http://schemas.openxmlformats.org/wordprocessingml/2006/main" xmlns:w14="http://schemas.microsoft.com/office/word/2010/wordml" xmlns:w15="http://schemas.microsoft.com/office/word/2012/wordml" xmlns:w16cex="http://schemas.microsoft.com/office/word/2018/wordml/cex" xmlns:w16cid="http://schemas.microsoft.com/office/word/2016/wordml/cid" xmlns:w16="http://schemas.microsoft.com/office/word/2018/wordml" xmlns:w16du="http://schemas.microsoft.com/office/word/2023/wordml/word16du" xmlns:w16sdtdh="http://schemas.microsoft.com/office/word/2020/wordml/sdtdatahash" xmlns:w16sdtfl="http://schemas.microsoft.com/office/word/2024/wordml/sdtformatlock" xmlns:w16se="http://schemas.microsoft.com/office/word/2015/wordml/symex" xmlns:wpg="http://schemas.microsoft.com/office/word/2010/wordprocessingGroup" xmlns:wpi="http://schemas.microsoft.com/office/word/2010/wordprocessingInk" xmlns:wne="http://schemas.microsoft.com/office/word/2006/wordml" xmlns:wps="http://schemas.microsoft.com/office/word/2010/wordprocessingShape" mc:Ignorable="w14 w15 w16se w16cid w16 w16cex w16sdtdh w16sdtfl w16du wp14">
   <w:endnote w:type="separator" w:id="-1">
     <w:p>
       <w:pPr>
@@ -9687,12 +9690,13 @@
 </file>
 
 <file path=word/footer1.xml><?xml version="1.0" encoding="utf-8"?>
-<w:ftr xmlns:wpc="http://schemas.microsoft.com/office/word/2010/wordprocessingCanvas" xmlns:cx="http://schemas.microsoft.com/office/drawing/2014/chartex" xmlns:cx1="http://schemas.microsoft.com/office/drawing/2015/9/8/chartex" xmlns:cx2="http://schemas.microsoft.com/office/drawing/2015/10/21/chartex" xmlns:cx3="http://schemas.microsoft.com/office/drawing/2016/5/9/chartex" xmlns:cx4="http://schemas.microsoft.com/office/drawing/2016/5/10/chartex" xmlns:cx5="http://schemas.microsoft.com/office/drawing/2016/5/11/chartex" xmlns:cx6="http://schemas.microsoft.com/office/drawing/2016/5/12/chartex" xmlns:cx7="http://schemas.microsoft.com/office/drawing/2016/5/13/chartex" xmlns:cx8="http://schemas.microsoft.com/office/drawing/2016/5/14/chartex" xmlns:mc="http://schemas.openxmlformats.org/markup-compatibility/2006" xmlns:aink="http://schemas.microsoft.com/office/drawing/2016/ink" xmlns:am3d="http://schemas.microsoft.com/office/drawing/2017/model3d" xmlns:o="urn:schemas-microsoft-com:office:office" xmlns:oel="http://schemas.microsoft.com/office/2019/extlst" xmlns:r="http://schemas.openxmlformats.org/officeDocument/2006/relationships" xmlns:m="http://schemas.openxmlformats.org/officeDocument/2006/math" xmlns:v="urn:schemas-microsoft-com:vml" xmlns:wp14="http://schemas.microsoft.com/office/word/2010/wordprocessingDrawing" xmlns:wp="http://schemas.openxmlformats.org/drawingml/2006/wordprocessingDrawing" xmlns:w10="urn:schemas-microsoft-com:office:word" xmlns:w="http://schemas.openxmlformats.org/wordprocessingml/2006/main" xmlns:w14="http://schemas.microsoft.com/office/word/2010/wordml" xmlns:w15="http://schemas.microsoft.com/office/word/2012/wordml" xmlns:w16cex="http://schemas.microsoft.com/office/word/2018/wordml/cex" xmlns:w16cid="http://schemas.microsoft.com/office/word/2016/wordml/cid" xmlns:w16="http://schemas.microsoft.com/office/word/2018/wordml" xmlns:w16sdtdh="http://schemas.microsoft.com/office/word/2020/wordml/sdtdatahash" xmlns:w16se="http://schemas.microsoft.com/office/word/2015/wordml/symex" xmlns:wpg="http://schemas.microsoft.com/office/word/2010/wordprocessingGroup" xmlns:wpi="http://schemas.microsoft.com/office/word/2010/wordprocessingInk" xmlns:wne="http://schemas.microsoft.com/office/word/2006/wordml" xmlns:wps="http://schemas.microsoft.com/office/word/2010/wordprocessingShape" mc:Ignorable="w14 w15 w16se w16cid w16 w16cex w16sdtdh wp14">
+<w:ftr xmlns:wpc="http://schemas.microsoft.com/office/word/2010/wordprocessingCanvas" xmlns:cx="http://schemas.microsoft.com/office/drawing/2014/chartex" xmlns:cx1="http://schemas.microsoft.com/office/drawing/2015/9/8/chartex" xmlns:cx2="http://schemas.microsoft.com/office/drawing/2015/10/21/chartex" xmlns:cx3="http://schemas.microsoft.com/office/drawing/2016/5/9/chartex" xmlns:cx4="http://schemas.microsoft.com/office/drawing/2016/5/10/chartex" xmlns:cx5="http://schemas.microsoft.com/office/drawing/2016/5/11/chartex" xmlns:cx6="http://schemas.microsoft.com/office/drawing/2016/5/12/chartex" xmlns:cx7="http://schemas.microsoft.com/office/drawing/2016/5/13/chartex" xmlns:cx8="http://schemas.microsoft.com/office/drawing/2016/5/14/chartex" xmlns:mc="http://schemas.openxmlformats.org/markup-compatibility/2006" xmlns:aink="http://schemas.microsoft.com/office/drawing/2016/ink" xmlns:am3d="http://schemas.microsoft.com/office/drawing/2017/model3d" xmlns:o="urn:schemas-microsoft-com:office:office" xmlns:oel="http://schemas.microsoft.com/office/2019/extlst" xmlns:r="http://schemas.openxmlformats.org/officeDocument/2006/relationships" xmlns:m="http://schemas.openxmlformats.org/officeDocument/2006/math" xmlns:v="urn:schemas-microsoft-com:vml" xmlns:wp14="http://schemas.microsoft.com/office/word/2010/wordprocessingDrawing" xmlns:wp="http://schemas.openxmlformats.org/drawingml/2006/wordprocessingDrawing" xmlns:w10="urn:schemas-microsoft-com:office:word" xmlns:w="http://schemas.openxmlformats.org/wordprocessingml/2006/main" xmlns:w14="http://schemas.microsoft.com/office/word/2010/wordml" xmlns:w15="http://schemas.microsoft.com/office/word/2012/wordml" xmlns:w16cex="http://schemas.microsoft.com/office/word/2018/wordml/cex" xmlns:w16cid="http://schemas.microsoft.com/office/word/2016/wordml/cid" xmlns:w16="http://schemas.microsoft.com/office/word/2018/wordml" xmlns:w16du="http://schemas.microsoft.com/office/word/2023/wordml/word16du" xmlns:w16sdtdh="http://schemas.microsoft.com/office/word/2020/wordml/sdtdatahash" xmlns:w16sdtfl="http://schemas.microsoft.com/office/word/2024/wordml/sdtformatlock" xmlns:w16se="http://schemas.microsoft.com/office/word/2015/wordml/symex" xmlns:wpg="http://schemas.microsoft.com/office/word/2010/wordprocessingGroup" xmlns:wpi="http://schemas.microsoft.com/office/word/2010/wordprocessingInk" xmlns:wne="http://schemas.microsoft.com/office/word/2006/wordml" xmlns:wps="http://schemas.microsoft.com/office/word/2010/wordprocessingShape" mc:Ignorable="w14 w15 w16se w16cid w16 w16cex w16sdtdh w16sdtfl w16du wp14">
   <w:p>
     <w:pPr>
       <w:pBdr>
         <w:top w:val="single" w:sz="4" w:space="1" w:color="auto"/>
       </w:pBdr>
+      <w:jc w:val="right"/>
       <w:rPr>
         <w:b/>
         <w:bCs/>
@@ -9868,12 +9872,13 @@
 </file>
 
 <file path=word/footer2.xml><?xml version="1.0" encoding="utf-8"?>
-<w:ftr xmlns:wpc="http://schemas.microsoft.com/office/word/2010/wordprocessingCanvas" xmlns:cx="http://schemas.microsoft.com/office/drawing/2014/chartex" xmlns:cx1="http://schemas.microsoft.com/office/drawing/2015/9/8/chartex" xmlns:cx2="http://schemas.microsoft.com/office/drawing/2015/10/21/chartex" xmlns:cx3="http://schemas.microsoft.com/office/drawing/2016/5/9/chartex" xmlns:cx4="http://schemas.microsoft.com/office/drawing/2016/5/10/chartex" xmlns:cx5="http://schemas.microsoft.com/office/drawing/2016/5/11/chartex" xmlns:cx6="http://schemas.microsoft.com/office/drawing/2016/5/12/chartex" xmlns:cx7="http://schemas.microsoft.com/office/drawing/2016/5/13/chartex" xmlns:cx8="http://schemas.microsoft.com/office/drawing/2016/5/14/chartex" xmlns:mc="http://schemas.openxmlformats.org/markup-compatibility/2006" xmlns:aink="http://schemas.microsoft.com/office/drawing/2016/ink" xmlns:am3d="http://schemas.microsoft.com/office/drawing/2017/model3d" xmlns:o="urn:schemas-microsoft-com:office:office" xmlns:oel="http://schemas.microsoft.com/office/2019/extlst" xmlns:r="http://schemas.openxmlformats.org/officeDocument/2006/relationships" xmlns:m="http://schemas.openxmlformats.org/officeDocument/2006/math" xmlns:v="urn:schemas-microsoft-com:vml" xmlns:wp14="http://schemas.microsoft.com/office/word/2010/wordprocessingDrawing" xmlns:wp="http://schemas.openxmlformats.org/drawingml/2006/wordprocessingDrawing" xmlns:w10="urn:schemas-microsoft-com:office:word" xmlns:w="http://schemas.openxmlformats.org/wordprocessingml/2006/main" xmlns:w14="http://schemas.microsoft.com/office/word/2010/wordml" xmlns:w15="http://schemas.microsoft.com/office/word/2012/wordml" xmlns:w16cex="http://schemas.microsoft.com/office/word/2018/wordml/cex" xmlns:w16cid="http://schemas.microsoft.com/office/word/2016/wordml/cid" xmlns:w16="http://schemas.microsoft.com/office/word/2018/wordml" xmlns:w16sdtdh="http://schemas.microsoft.com/office/word/2020/wordml/sdtdatahash" xmlns:w16se="http://schemas.microsoft.com/office/word/2015/wordml/symex" xmlns:wpg="http://schemas.microsoft.com/office/word/2010/wordprocessingGroup" xmlns:wpi="http://schemas.microsoft.com/office/word/2010/wordprocessingInk" xmlns:wne="http://schemas.microsoft.com/office/word/2006/wordml" xmlns:wps="http://schemas.microsoft.com/office/word/2010/wordprocessingShape" mc:Ignorable="w14 w15 w16se w16cid w16 w16cex w16sdtdh wp14">
+<w:ftr xmlns:wpc="http://schemas.microsoft.com/office/word/2010/wordprocessingCanvas" xmlns:cx="http://schemas.microsoft.com/office/drawing/2014/chartex" xmlns:cx1="http://schemas.microsoft.com/office/drawing/2015/9/8/chartex" xmlns:cx2="http://schemas.microsoft.com/office/drawing/2015/10/21/chartex" xmlns:cx3="http://schemas.microsoft.com/office/drawing/2016/5/9/chartex" xmlns:cx4="http://schemas.microsoft.com/office/drawing/2016/5/10/chartex" xmlns:cx5="http://schemas.microsoft.com/office/drawing/2016/5/11/chartex" xmlns:cx6="http://schemas.microsoft.com/office/drawing/2016/5/12/chartex" xmlns:cx7="http://schemas.microsoft.com/office/drawing/2016/5/13/chartex" xmlns:cx8="http://schemas.microsoft.com/office/drawing/2016/5/14/chartex" xmlns:mc="http://schemas.openxmlformats.org/markup-compatibility/2006" xmlns:aink="http://schemas.microsoft.com/office/drawing/2016/ink" xmlns:am3d="http://schemas.microsoft.com/office/drawing/2017/model3d" xmlns:o="urn:schemas-microsoft-com:office:office" xmlns:oel="http://schemas.microsoft.com/office/2019/extlst" xmlns:r="http://schemas.openxmlformats.org/officeDocument/2006/relationships" xmlns:m="http://schemas.openxmlformats.org/officeDocument/2006/math" xmlns:v="urn:schemas-microsoft-com:vml" xmlns:wp14="http://schemas.microsoft.com/office/word/2010/wordprocessingDrawing" xmlns:wp="http://schemas.openxmlformats.org/drawingml/2006/wordprocessingDrawing" xmlns:w10="urn:schemas-microsoft-com:office:word" xmlns:w="http://schemas.openxmlformats.org/wordprocessingml/2006/main" xmlns:w14="http://schemas.microsoft.com/office/word/2010/wordml" xmlns:w15="http://schemas.microsoft.com/office/word/2012/wordml" xmlns:w16cex="http://schemas.microsoft.com/office/word/2018/wordml/cex" xmlns:w16cid="http://schemas.microsoft.com/office/word/2016/wordml/cid" xmlns:w16="http://schemas.microsoft.com/office/word/2018/wordml" xmlns:w16du="http://schemas.microsoft.com/office/word/2023/wordml/word16du" xmlns:w16sdtdh="http://schemas.microsoft.com/office/word/2020/wordml/sdtdatahash" xmlns:w16sdtfl="http://schemas.microsoft.com/office/word/2024/wordml/sdtformatlock" xmlns:w16se="http://schemas.microsoft.com/office/word/2015/wordml/symex" xmlns:wpg="http://schemas.microsoft.com/office/word/2010/wordprocessingGroup" xmlns:wpi="http://schemas.microsoft.com/office/word/2010/wordprocessingInk" xmlns:wne="http://schemas.microsoft.com/office/word/2006/wordml" xmlns:wps="http://schemas.microsoft.com/office/word/2010/wordprocessingShape" mc:Ignorable="w14 w15 w16se w16cid w16 w16cex w16sdtdh w16sdtfl w16du wp14">
   <w:p>
     <w:pPr>
       <w:pBdr>
         <w:top w:val="single" w:sz="4" w:space="1" w:color="auto"/>
       </w:pBdr>
+      <w:jc w:val="right"/>
       <w:rPr>
         <w:b/>
         <w:bCs/>
@@ -10063,7 +10068,7 @@
 </file>
 
 <file path=word/footnotes.xml><?xml version="1.0" encoding="utf-8"?>
-<w:footnotes xmlns:wpc="http://schemas.microsoft.com/office/word/2010/wordprocessingCanvas" xmlns:cx="http://schemas.microsoft.com/office/drawing/2014/chartex" xmlns:cx1="http://schemas.microsoft.com/office/drawing/2015/9/8/chartex" xmlns:cx2="http://schemas.microsoft.com/office/drawing/2015/10/21/chartex" xmlns:cx3="http://schemas.microsoft.com/office/drawing/2016/5/9/chartex" xmlns:cx4="http://schemas.microsoft.com/office/drawing/2016/5/10/chartex" xmlns:cx5="http://schemas.microsoft.com/office/drawing/2016/5/11/chartex" xmlns:cx6="http://schemas.microsoft.com/office/drawing/2016/5/12/chartex" xmlns:cx7="http://schemas.microsoft.com/office/drawing/2016/5/13/chartex" xmlns:cx8="http://schemas.microsoft.com/office/drawing/2016/5/14/chartex" xmlns:mc="http://schemas.openxmlformats.org/markup-compatibility/2006" xmlns:aink="http://schemas.microsoft.com/office/drawing/2016/ink" xmlns:am3d="http://schemas.microsoft.com/office/drawing/2017/model3d" xmlns:o="urn:schemas-microsoft-com:office:office" xmlns:oel="http://schemas.microsoft.com/office/2019/extlst" xmlns:r="http://schemas.openxmlformats.org/officeDocument/2006/relationships" xmlns:m="http://schemas.openxmlformats.org/officeDocument/2006/math" xmlns:v="urn:schemas-microsoft-com:vml" xmlns:wp14="http://schemas.microsoft.com/office/word/2010/wordprocessingDrawing" xmlns:wp="http://schemas.openxmlformats.org/drawingml/2006/wordprocessingDrawing" xmlns:w10="urn:schemas-microsoft-com:office:word" xmlns:w="http://schemas.openxmlformats.org/wordprocessingml/2006/main" xmlns:w14="http://schemas.microsoft.com/office/word/2010/wordml" xmlns:w15="http://schemas.microsoft.com/office/word/2012/wordml" xmlns:w16cex="http://schemas.microsoft.com/office/word/2018/wordml/cex" xmlns:w16cid="http://schemas.microsoft.com/office/word/2016/wordml/cid" xmlns:w16="http://schemas.microsoft.com/office/word/2018/wordml" xmlns:w16sdtdh="http://schemas.microsoft.com/office/word/2020/wordml/sdtdatahash" xmlns:w16se="http://schemas.microsoft.com/office/word/2015/wordml/symex" xmlns:wpg="http://schemas.microsoft.com/office/word/2010/wordprocessingGroup" xmlns:wpi="http://schemas.microsoft.com/office/word/2010/wordprocessingInk" xmlns:wne="http://schemas.microsoft.com/office/word/2006/wordml" xmlns:wps="http://schemas.microsoft.com/office/word/2010/wordprocessingShape" mc:Ignorable="w14 w15 w16se w16cid w16 w16cex w16sdtdh wp14">
+<w:footnotes xmlns:wpc="http://schemas.microsoft.com/office/word/2010/wordprocessingCanvas" xmlns:cx="http://schemas.microsoft.com/office/drawing/2014/chartex" xmlns:cx1="http://schemas.microsoft.com/office/drawing/2015/9/8/chartex" xmlns:cx2="http://schemas.microsoft.com/office/drawing/2015/10/21/chartex" xmlns:cx3="http://schemas.microsoft.com/office/drawing/2016/5/9/chartex" xmlns:cx4="http://schemas.microsoft.com/office/drawing/2016/5/10/chartex" xmlns:cx5="http://schemas.microsoft.com/office/drawing/2016/5/11/chartex" xmlns:cx6="http://schemas.microsoft.com/office/drawing/2016/5/12/chartex" xmlns:cx7="http://schemas.microsoft.com/office/drawing/2016/5/13/chartex" xmlns:cx8="http://schemas.microsoft.com/office/drawing/2016/5/14/chartex" xmlns:mc="http://schemas.openxmlformats.org/markup-compatibility/2006" xmlns:aink="http://schemas.microsoft.com/office/drawing/2016/ink" xmlns:am3d="http://schemas.microsoft.com/office/drawing/2017/model3d" xmlns:o="urn:schemas-microsoft-com:office:office" xmlns:oel="http://schemas.microsoft.com/office/2019/extlst" xmlns:r="http://schemas.openxmlformats.org/officeDocument/2006/relationships" xmlns:m="http://schemas.openxmlformats.org/officeDocument/2006/math" xmlns:v="urn:schemas-microsoft-com:vml" xmlns:wp14="http://schemas.microsoft.com/office/word/2010/wordprocessingDrawing" xmlns:wp="http://schemas.openxmlformats.org/drawingml/2006/wordprocessingDrawing" xmlns:w10="urn:schemas-microsoft-com:office:word" xmlns:w="http://schemas.openxmlformats.org/wordprocessingml/2006/main" xmlns:w14="http://schemas.microsoft.com/office/word/2010/wordml" xmlns:w15="http://schemas.microsoft.com/office/word/2012/wordml" xmlns:w16cex="http://schemas.microsoft.com/office/word/2018/wordml/cex" xmlns:w16cid="http://schemas.microsoft.com/office/word/2016/wordml/cid" xmlns:w16="http://schemas.microsoft.com/office/word/2018/wordml" xmlns:w16du="http://schemas.microsoft.com/office/word/2023/wordml/word16du" xmlns:w16sdtdh="http://schemas.microsoft.com/office/word/2020/wordml/sdtdatahash" xmlns:w16sdtfl="http://schemas.microsoft.com/office/word/2024/wordml/sdtformatlock" xmlns:w16se="http://schemas.microsoft.com/office/word/2015/wordml/symex" xmlns:wpg="http://schemas.microsoft.com/office/word/2010/wordprocessingGroup" xmlns:wpi="http://schemas.microsoft.com/office/word/2010/wordprocessingInk" xmlns:wne="http://schemas.microsoft.com/office/word/2006/wordml" xmlns:wps="http://schemas.microsoft.com/office/word/2010/wordprocessingShape" mc:Ignorable="w14 w15 w16se w16cid w16 w16cex w16sdtdh w16sdtfl w16du wp14">
   <w:footnote w:type="separator" w:id="-1">
     <w:p>
       <w:pPr>
@@ -10088,7 +10093,7 @@
 </file>
 
 <file path=word/header1.xml><?xml version="1.0" encoding="utf-8"?>
-<w:hdr xmlns:wpc="http://schemas.microsoft.com/office/word/2010/wordprocessingCanvas" xmlns:cx="http://schemas.microsoft.com/office/drawing/2014/chartex" xmlns:cx1="http://schemas.microsoft.com/office/drawing/2015/9/8/chartex" xmlns:cx2="http://schemas.microsoft.com/office/drawing/2015/10/21/chartex" xmlns:cx3="http://schemas.microsoft.com/office/drawing/2016/5/9/chartex" xmlns:cx4="http://schemas.microsoft.com/office/drawing/2016/5/10/chartex" xmlns:cx5="http://schemas.microsoft.com/office/drawing/2016/5/11/chartex" xmlns:cx6="http://schemas.microsoft.com/office/drawing/2016/5/12/chartex" xmlns:cx7="http://schemas.microsoft.com/office/drawing/2016/5/13/chartex" xmlns:cx8="http://schemas.microsoft.com/office/drawing/2016/5/14/chartex" xmlns:mc="http://schemas.openxmlformats.org/markup-compatibility/2006" xmlns:aink="http://schemas.microsoft.com/office/drawing/2016/ink" xmlns:am3d="http://schemas.microsoft.com/office/drawing/2017/model3d" xmlns:o="urn:schemas-microsoft-com:office:office" xmlns:oel="http://schemas.microsoft.com/office/2019/extlst" xmlns:r="http://schemas.openxmlformats.org/officeDocument/2006/relationships" xmlns:m="http://schemas.openxmlformats.org/officeDocument/2006/math" xmlns:v="urn:schemas-microsoft-com:vml" xmlns:wp14="http://schemas.microsoft.com/office/word/2010/wordprocessingDrawing" xmlns:wp="http://schemas.openxmlformats.org/drawingml/2006/wordprocessingDrawing" xmlns:w10="urn:schemas-microsoft-com:office:word" xmlns:w="http://schemas.openxmlformats.org/wordprocessingml/2006/main" xmlns:w14="http://schemas.microsoft.com/office/word/2010/wordml" xmlns:w15="http://schemas.microsoft.com/office/word/2012/wordml" xmlns:w16cex="http://schemas.microsoft.com/office/word/2018/wordml/cex" xmlns:w16cid="http://schemas.microsoft.com/office/word/2016/wordml/cid" xmlns:w16="http://schemas.microsoft.com/office/word/2018/wordml" xmlns:w16sdtdh="http://schemas.microsoft.com/office/word/2020/wordml/sdtdatahash" xmlns:w16se="http://schemas.microsoft.com/office/word/2015/wordml/symex" xmlns:wpg="http://schemas.microsoft.com/office/word/2010/wordprocessingGroup" xmlns:wpi="http://schemas.microsoft.com/office/word/2010/wordprocessingInk" xmlns:wne="http://schemas.microsoft.com/office/word/2006/wordml" xmlns:wps="http://schemas.microsoft.com/office/word/2010/wordprocessingShape" mc:Ignorable="w14 w15 w16se w16cid w16 w16cex w16sdtdh wp14">
+<w:hdr xmlns:wpc="http://schemas.microsoft.com/office/word/2010/wordprocessingCanvas" xmlns:cx="http://schemas.microsoft.com/office/drawing/2014/chartex" xmlns:cx1="http://schemas.microsoft.com/office/drawing/2015/9/8/chartex" xmlns:cx2="http://schemas.microsoft.com/office/drawing/2015/10/21/chartex" xmlns:cx3="http://schemas.microsoft.com/office/drawing/2016/5/9/chartex" xmlns:cx4="http://schemas.microsoft.com/office/drawing/2016/5/10/chartex" xmlns:cx5="http://schemas.microsoft.com/office/drawing/2016/5/11/chartex" xmlns:cx6="http://schemas.microsoft.com/office/drawing/2016/5/12/chartex" xmlns:cx7="http://schemas.microsoft.com/office/drawing/2016/5/13/chartex" xmlns:cx8="http://schemas.microsoft.com/office/drawing/2016/5/14/chartex" xmlns:mc="http://schemas.openxmlformats.org/markup-compatibility/2006" xmlns:aink="http://schemas.microsoft.com/office/drawing/2016/ink" xmlns:am3d="http://schemas.microsoft.com/office/drawing/2017/model3d" xmlns:o="urn:schemas-microsoft-com:office:office" xmlns:oel="http://schemas.microsoft.com/office/2019/extlst" xmlns:r="http://schemas.openxmlformats.org/officeDocument/2006/relationships" xmlns:m="http://schemas.openxmlformats.org/officeDocument/2006/math" xmlns:v="urn:schemas-microsoft-com:vml" xmlns:wp14="http://schemas.microsoft.com/office/word/2010/wordprocessingDrawing" xmlns:wp="http://schemas.openxmlformats.org/drawingml/2006/wordprocessingDrawing" xmlns:w10="urn:schemas-microsoft-com:office:word" xmlns:w="http://schemas.openxmlformats.org/wordprocessingml/2006/main" xmlns:w14="http://schemas.microsoft.com/office/word/2010/wordml" xmlns:w15="http://schemas.microsoft.com/office/word/2012/wordml" xmlns:w16cex="http://schemas.microsoft.com/office/word/2018/wordml/cex" xmlns:w16cid="http://schemas.microsoft.com/office/word/2016/wordml/cid" xmlns:w16="http://schemas.microsoft.com/office/word/2018/wordml" xmlns:w16du="http://schemas.microsoft.com/office/word/2023/wordml/word16du" xmlns:w16sdtdh="http://schemas.microsoft.com/office/word/2020/wordml/sdtdatahash" xmlns:w16sdtfl="http://schemas.microsoft.com/office/word/2024/wordml/sdtformatlock" xmlns:w16se="http://schemas.microsoft.com/office/word/2015/wordml/symex" xmlns:wpg="http://schemas.microsoft.com/office/word/2010/wordprocessingGroup" xmlns:wpi="http://schemas.microsoft.com/office/word/2010/wordprocessingInk" xmlns:wne="http://schemas.microsoft.com/office/word/2006/wordml" xmlns:wps="http://schemas.microsoft.com/office/word/2010/wordprocessingShape" mc:Ignorable="w14 w15 w16se w16cid w16 w16cex w16sdtdh w16sdtfl w16du wp14">
   <w:p>
     <w:pPr>
       <w:pStyle w:val="Header"/>
@@ -10109,7 +10114,7 @@
 </file>
 
 <file path=word/header2.xml><?xml version="1.0" encoding="utf-8"?>
-<w:hdr xmlns:wpc="http://schemas.microsoft.com/office/word/2010/wordprocessingCanvas" xmlns:cx="http://schemas.microsoft.com/office/drawing/2014/chartex" xmlns:cx1="http://schemas.microsoft.com/office/drawing/2015/9/8/chartex" xmlns:cx2="http://schemas.microsoft.com/office/drawing/2015/10/21/chartex" xmlns:cx3="http://schemas.microsoft.com/office/drawing/2016/5/9/chartex" xmlns:cx4="http://schemas.microsoft.com/office/drawing/2016/5/10/chartex" xmlns:cx5="http://schemas.microsoft.com/office/drawing/2016/5/11/chartex" xmlns:cx6="http://schemas.microsoft.com/office/drawing/2016/5/12/chartex" xmlns:cx7="http://schemas.microsoft.com/office/drawing/2016/5/13/chartex" xmlns:cx8="http://schemas.microsoft.com/office/drawing/2016/5/14/chartex" xmlns:mc="http://schemas.openxmlformats.org/markup-compatibility/2006" xmlns:aink="http://schemas.microsoft.com/office/drawing/2016/ink" xmlns:am3d="http://schemas.microsoft.com/office/drawing/2017/model3d" xmlns:o="urn:schemas-microsoft-com:office:office" xmlns:oel="http://schemas.microsoft.com/office/2019/extlst" xmlns:r="http://schemas.openxmlformats.org/officeDocument/2006/relationships" xmlns:m="http://schemas.openxmlformats.org/officeDocument/2006/math" xmlns:v="urn:schemas-microsoft-com:vml" xmlns:wp14="http://schemas.microsoft.com/office/word/2010/wordprocessingDrawing" xmlns:wp="http://schemas.openxmlformats.org/drawingml/2006/wordprocessingDrawing" xmlns:w10="urn:schemas-microsoft-com:office:word" xmlns:w="http://schemas.openxmlformats.org/wordprocessingml/2006/main" xmlns:w14="http://schemas.microsoft.com/office/word/2010/wordml" xmlns:w15="http://schemas.microsoft.com/office/word/2012/wordml" xmlns:w16cex="http://schemas.microsoft.com/office/word/2018/wordml/cex" xmlns:w16cid="http://schemas.microsoft.com/office/word/2016/wordml/cid" xmlns:w16="http://schemas.microsoft.com/office/word/2018/wordml" xmlns:w16sdtdh="http://schemas.microsoft.com/office/word/2020/wordml/sdtdatahash" xmlns:w16se="http://schemas.microsoft.com/office/word/2015/wordml/symex" xmlns:wpg="http://schemas.microsoft.com/office/word/2010/wordprocessingGroup" xmlns:wpi="http://schemas.microsoft.com/office/word/2010/wordprocessingInk" xmlns:wne="http://schemas.microsoft.com/office/word/2006/wordml" xmlns:wps="http://schemas.microsoft.com/office/word/2010/wordprocessingShape" mc:Ignorable="w14 w15 w16se w16cid w16 w16cex w16sdtdh wp14">
+<w:hdr xmlns:wpc="http://schemas.microsoft.com/office/word/2010/wordprocessingCanvas" xmlns:cx="http://schemas.microsoft.com/office/drawing/2014/chartex" xmlns:cx1="http://schemas.microsoft.com/office/drawing/2015/9/8/chartex" xmlns:cx2="http://schemas.microsoft.com/office/drawing/2015/10/21/chartex" xmlns:cx3="http://schemas.microsoft.com/office/drawing/2016/5/9/chartex" xmlns:cx4="http://schemas.microsoft.com/office/drawing/2016/5/10/chartex" xmlns:cx5="http://schemas.microsoft.com/office/drawing/2016/5/11/chartex" xmlns:cx6="http://schemas.microsoft.com/office/drawing/2016/5/12/chartex" xmlns:cx7="http://schemas.microsoft.com/office/drawing/2016/5/13/chartex" xmlns:cx8="http://schemas.microsoft.com/office/drawing/2016/5/14/chartex" xmlns:mc="http://schemas.openxmlformats.org/markup-compatibility/2006" xmlns:aink="http://schemas.microsoft.com/office/drawing/2016/ink" xmlns:am3d="http://schemas.microsoft.com/office/drawing/2017/model3d" xmlns:o="urn:schemas-microsoft-com:office:office" xmlns:oel="http://schemas.microsoft.com/office/2019/extlst" xmlns:r="http://schemas.openxmlformats.org/officeDocument/2006/relationships" xmlns:m="http://schemas.openxmlformats.org/officeDocument/2006/math" xmlns:v="urn:schemas-microsoft-com:vml" xmlns:wp14="http://schemas.microsoft.com/office/word/2010/wordprocessingDrawing" xmlns:wp="http://schemas.openxmlformats.org/drawingml/2006/wordprocessingDrawing" xmlns:w10="urn:schemas-microsoft-com:office:word" xmlns:w="http://schemas.openxmlformats.org/wordprocessingml/2006/main" xmlns:w14="http://schemas.microsoft.com/office/word/2010/wordml" xmlns:w15="http://schemas.microsoft.com/office/word/2012/wordml" xmlns:w16cex="http://schemas.microsoft.com/office/word/2018/wordml/cex" xmlns:w16cid="http://schemas.microsoft.com/office/word/2016/wordml/cid" xmlns:w16="http://schemas.microsoft.com/office/word/2018/wordml" xmlns:w16du="http://schemas.microsoft.com/office/word/2023/wordml/word16du" xmlns:w16sdtdh="http://schemas.microsoft.com/office/word/2020/wordml/sdtdatahash" xmlns:w16sdtfl="http://schemas.microsoft.com/office/word/2024/wordml/sdtformatlock" xmlns:w16se="http://schemas.microsoft.com/office/word/2015/wordml/symex" xmlns:wpg="http://schemas.microsoft.com/office/word/2010/wordprocessingGroup" xmlns:wpi="http://schemas.microsoft.com/office/word/2010/wordprocessingInk" xmlns:wne="http://schemas.microsoft.com/office/word/2006/wordml" xmlns:wps="http://schemas.microsoft.com/office/word/2010/wordprocessingShape" mc:Ignorable="w14 w15 w16se w16cid w16 w16cex w16sdtdh w16sdtfl w16du wp14">
   <w:p>
     <w:pPr>
       <w:pStyle w:val="Header"/>
@@ -10122,7 +10127,7 @@
 </file>
 
 <file path=word/styles.xml><?xml version="1.0" encoding="utf-8"?>
-<w:styles xmlns:mc="http://schemas.openxmlformats.org/markup-compatibility/2006" xmlns:r="http://schemas.openxmlformats.org/officeDocument/2006/relationships" xmlns:w="http://schemas.openxmlformats.org/wordprocessingml/2006/main" xmlns:w14="http://schemas.microsoft.com/office/word/2010/wordml" xmlns:w15="http://schemas.microsoft.com/office/word/2012/wordml" xmlns:w16cex="http://schemas.microsoft.com/office/word/2018/wordml/cex" xmlns:w16cid="http://schemas.microsoft.com/office/word/2016/wordml/cid" xmlns:w16="http://schemas.microsoft.com/office/word/2018/wordml" xmlns:w16sdtdh="http://schemas.microsoft.com/office/word/2020/wordml/sdtdatahash" xmlns:w16se="http://schemas.microsoft.com/office/word/2015/wordml/symex" mc:Ignorable="w14 w15 w16se w16cid w16 w16cex w16sdtdh">
+<w:styles xmlns:mc="http://schemas.openxmlformats.org/markup-compatibility/2006" xmlns:r="http://schemas.openxmlformats.org/officeDocument/2006/relationships" xmlns:w="http://schemas.openxmlformats.org/wordprocessingml/2006/main" xmlns:w14="http://schemas.microsoft.com/office/word/2010/wordml" xmlns:w15="http://schemas.microsoft.com/office/word/2012/wordml" xmlns:w16cex="http://schemas.microsoft.com/office/word/2018/wordml/cex" xmlns:w16cid="http://schemas.microsoft.com/office/word/2016/wordml/cid" xmlns:w16="http://schemas.microsoft.com/office/word/2018/wordml" xmlns:w16du="http://schemas.microsoft.com/office/word/2023/wordml/word16du" xmlns:w16sdtdh="http://schemas.microsoft.com/office/word/2020/wordml/sdtdatahash" xmlns:w16sdtfl="http://schemas.microsoft.com/office/word/2024/wordml/sdtformatlock" xmlns:w16se="http://schemas.microsoft.com/office/word/2015/wordml/symex" mc:Ignorable="w14 w15 w16se w16cid w16 w16cex w16sdtdh w16sdtfl w16du">
   <w:docDefaults>
     <w:rPrDefault>
       <w:rPr>
